--- a/index.docx
+++ b/index.docx
@@ -23,7 +23,7 @@
         <w:pStyle w:val="Date"/>
       </w:pPr>
       <w:r>
-        <w:t xml:space="preserve">2026-04-03</w:t>
+        <w:t xml:space="preserve">2026-09-25</w:t>
       </w:r>
     </w:p>
     <w:p>

--- a/index.docx
+++ b/index.docx
@@ -23,7 +23,7 @@
         <w:pStyle w:val="Date"/>
       </w:pPr>
       <w:r>
-        <w:t xml:space="preserve">2026-09-25</w:t>
+        <w:t xml:space="preserve">2026-09-29</w:t>
       </w:r>
     </w:p>
     <w:p>
@@ -5606,7 +5606,7 @@
           <w:i/>
           <w:iCs/>
         </w:rPr>
-        <w:t xml:space="preserve">Organizational Research Methods</w:t>
+        <w:t xml:space="preserve">Organ. Res. Methods</w:t>
       </w:r>
       <w:r>
         <w:t xml:space="preserve">,</w:t>
@@ -5653,7 +5653,7 @@
           <w:i/>
           <w:iCs/>
         </w:rPr>
-        <w:t xml:space="preserve">Journal of Experimental Social Psychology</w:t>
+        <w:t xml:space="preserve">J. Exp. Soc. Psychol.</w:t>
       </w:r>
       <w:r>
         <w:t xml:space="preserve">,</w:t>
@@ -5730,7 +5730,7 @@
           <w:i/>
           <w:iCs/>
         </w:rPr>
-        <w:t xml:space="preserve">Educ Psychol Meas</w:t>
+        <w:t xml:space="preserve">Educ. Psychol. Meas.</w:t>
       </w:r>
       <w:r>
         <w:t xml:space="preserve">,</w:t>
@@ -5957,7 +5957,7 @@
           <w:i/>
           <w:iCs/>
         </w:rPr>
-        <w:t xml:space="preserve">Journal of Official Statistics</w:t>
+        <w:t xml:space="preserve">J. Off. Stat.</w:t>
       </w:r>
       <w:r>
         <w:t xml:space="preserve">,</w:t>
@@ -5973,7 +5973,7 @@
         <w:t xml:space="preserve">41</w:t>
       </w:r>
       <w:r>
-        <w:t xml:space="preserve">(4).</w:t>
+        <w:t xml:space="preserve">(4), 1217–1244.</w:t>
       </w:r>
       <w:r>
         <w:t xml:space="preserve"> </w:t>
